--- a/data-room/06-customers/SALES_PIPELINE.docx
+++ b/data-room/06-customers/SALES_PIPELINE.docx
@@ -2,7 +2,7 @@
 <file path=word/document.xml><?xml version="1.0" encoding="utf-8"?>
 <w:document xmlns:w="http://schemas.openxmlformats.org/wordprocessingml/2006/main" xmlns:m="http://schemas.openxmlformats.org/officeDocument/2006/math" xmlns:r="http://schemas.openxmlformats.org/officeDocument/2006/relationships" xmlns:o="urn:schemas-microsoft-com:office:office" xmlns:v="urn:schemas-microsoft-com:vml" xmlns:w10="urn:schemas-microsoft-com:office:word" xmlns:a="http://schemas.openxmlformats.org/drawingml/2006/main" xmlns:pic="http://schemas.openxmlformats.org/drawingml/2006/picture" xmlns:wp="http://schemas.openxmlformats.org/drawingml/2006/wordprocessingDrawing">
   <w:body>
-    <w:bookmarkStart w:id="24" w:name="sales-pipeline"/>
+    <w:bookmarkStart w:id="25" w:name="sales-pipeline"/>
     <w:p>
       <w:pPr>
         <w:pStyle w:val="Heading1"/>
@@ -604,6 +604,199 @@
           </w:p>
         </w:tc>
       </w:tr>
+      <w:tr>
+        <w:tc>
+          <w:tcPr/>
+          <w:p>
+            <w:pPr>
+              <w:pStyle w:val="Compact"/>
+              <w:jc w:val="left"/>
+            </w:pPr>
+            <w:r>
+              <w:rPr>
+                <w:bCs/>
+                <w:b/>
+              </w:rPr>
+              <w:t xml:space="preserve">São Martinho</w:t>
+            </w:r>
+          </w:p>
+        </w:tc>
+        <w:tc>
+          <w:tcPr/>
+          <w:p>
+            <w:pPr>
+              <w:pStyle w:val="Compact"/>
+              <w:jc w:val="left"/>
+            </w:pPr>
+            <w:r>
+              <w:t xml:space="preserve">Major sugar &amp; ethanol producer — already in AgrosTech’s own prospect database (</w:t>
+            </w:r>
+            <w:r>
+              <w:rPr>
+                <w:rStyle w:val="VerbatimChar"/>
+              </w:rPr>
+              <w:t xml:space="preserve">data/clientes_cana.csv</w:t>
+            </w:r>
+            <w:r>
+              <w:t xml:space="preserve">, Rep1-GO territory)</w:t>
+            </w:r>
+          </w:p>
+        </w:tc>
+        <w:tc>
+          <w:tcPr/>
+          <w:p>
+            <w:pPr>
+              <w:pStyle w:val="Compact"/>
+              <w:jc w:val="left"/>
+            </w:pPr>
+            <w:r>
+              <w:t xml:space="preserve">[CONFIRM]</w:t>
+            </w:r>
+          </w:p>
+        </w:tc>
+        <w:tc>
+          <w:tcPr/>
+          <w:p>
+            <w:pPr>
+              <w:pStyle w:val="Compact"/>
+              <w:jc w:val="left"/>
+            </w:pPr>
+            <w:r>
+              <w:t xml:space="preserve">Warm — advisor-driven introduction in progress</w:t>
+            </w:r>
+          </w:p>
+        </w:tc>
+        <w:tc>
+          <w:tcPr/>
+          <w:p>
+            <w:pPr>
+              <w:pStyle w:val="Compact"/>
+              <w:jc w:val="left"/>
+            </w:pPr>
+            <w:r>
+              <w:t xml:space="preserve">[CONFIRM]</w:t>
+            </w:r>
+          </w:p>
+        </w:tc>
+        <w:tc>
+          <w:tcPr/>
+          <w:p>
+            <w:pPr>
+              <w:pStyle w:val="Compact"/>
+              <w:jc w:val="left"/>
+            </w:pPr>
+            <w:r>
+              <w:t xml:space="preserve">Advisor</w:t>
+            </w:r>
+            <w:r>
+              <w:t xml:space="preserve"> </w:t>
+            </w:r>
+            <w:r>
+              <w:rPr>
+                <w:bCs/>
+                <w:b/>
+              </w:rPr>
+              <w:t xml:space="preserve">Leonardo Finziola</w:t>
+            </w:r>
+            <w:r>
+              <w:t xml:space="preserve"> </w:t>
+            </w:r>
+            <w:r>
+              <w:t xml:space="preserve">(Qualcomm) is actively working to connect AgrosTech to this account — see</w:t>
+            </w:r>
+            <w:r>
+              <w:t xml:space="preserve"> </w:t>
+            </w:r>
+            <w:r>
+              <w:rPr>
+                <w:rStyle w:val="VerbatimChar"/>
+              </w:rPr>
+              <w:t xml:space="preserve">02-team/ADVISOR_NOTE.md</w:t>
+            </w:r>
+            <w:r>
+              <w:t xml:space="preserve">. Not a cold lead: already on the target list before this introduction.</w:t>
+            </w:r>
+          </w:p>
+        </w:tc>
+      </w:tr>
+      <w:tr>
+        <w:tc>
+          <w:tcPr/>
+          <w:p>
+            <w:pPr>
+              <w:pStyle w:val="Compact"/>
+              <w:jc w:val="left"/>
+            </w:pPr>
+            <w:r>
+              <w:rPr>
+                <w:bCs/>
+                <w:b/>
+              </w:rPr>
+              <w:t xml:space="preserve">Speedbird</w:t>
+            </w:r>
+          </w:p>
+        </w:tc>
+        <w:tc>
+          <w:tcPr/>
+          <w:p>
+            <w:pPr>
+              <w:pStyle w:val="Compact"/>
+              <w:jc w:val="left"/>
+            </w:pPr>
+            <w:r>
+              <w:t xml:space="preserve">[CONFIRM — company/sector]</w:t>
+            </w:r>
+          </w:p>
+        </w:tc>
+        <w:tc>
+          <w:tcPr/>
+          <w:p>
+            <w:pPr>
+              <w:pStyle w:val="Compact"/>
+              <w:jc w:val="left"/>
+            </w:pPr>
+            <w:r>
+              <w:t xml:space="preserve">[CONFIRM]</w:t>
+            </w:r>
+          </w:p>
+        </w:tc>
+        <w:tc>
+          <w:tcPr/>
+          <w:p>
+            <w:pPr>
+              <w:pStyle w:val="Compact"/>
+              <w:jc w:val="left"/>
+            </w:pPr>
+            <w:r>
+              <w:t xml:space="preserve">Warm — advisor-driven introduction in progress</w:t>
+            </w:r>
+          </w:p>
+        </w:tc>
+        <w:tc>
+          <w:tcPr/>
+          <w:p>
+            <w:pPr>
+              <w:pStyle w:val="Compact"/>
+              <w:jc w:val="left"/>
+            </w:pPr>
+            <w:r>
+              <w:t xml:space="preserve">[CONFIRM]</w:t>
+            </w:r>
+          </w:p>
+        </w:tc>
+        <w:tc>
+          <w:tcPr/>
+          <w:p>
+            <w:pPr>
+              <w:pStyle w:val="Compact"/>
+              <w:jc w:val="left"/>
+            </w:pPr>
+            <w:r>
+              <w:t xml:space="preserve">Same source as above — Leonardo Finziola</w:t>
+            </w:r>
+          </w:p>
+        </w:tc>
+      </w:tr>
     </w:tbl>
     <w:bookmarkEnd w:id="21"/>
     <w:bookmarkStart w:id="22" w:name="Xc8ef389107aa4d2300fd324f935398804cc16d4"/>
@@ -818,6 +1011,90 @@
         <w:t xml:space="preserve">table is the evidence trail for that assumption, not just a wishlist.</w:t>
       </w:r>
     </w:p>
+    <w:bookmarkEnd w:id="23"/>
+    <w:bookmarkStart w:id="24" w:name="X63a224d01e34f4093762b1e99276f01a60f6185"/>
+    <w:p>
+      <w:pPr>
+        <w:pStyle w:val="Heading2"/>
+      </w:pPr>
+      <w:r>
+        <w:t xml:space="preserve">The advisor-driven channel — a second lead source worth tracking separately</w:t>
+      </w:r>
+    </w:p>
+    <w:p>
+      <w:pPr>
+        <w:pStyle w:val="FirstParagraph"/>
+      </w:pPr>
+      <w:r>
+        <w:t xml:space="preserve">Named pipeline above comes from two distinct motions: direct/consultant</w:t>
+      </w:r>
+      <w:r>
+        <w:t xml:space="preserve"> </w:t>
+      </w:r>
+      <w:r>
+        <w:t xml:space="preserve">relationship-building (Thales, Coplacana) and</w:t>
+      </w:r>
+      <w:r>
+        <w:t xml:space="preserve"> </w:t>
+      </w:r>
+      <w:r>
+        <w:rPr>
+          <w:bCs/>
+          <w:b/>
+        </w:rPr>
+        <w:t xml:space="preserve">advisor-driven warm</w:t>
+      </w:r>
+      <w:r>
+        <w:rPr>
+          <w:bCs/>
+          <w:b/>
+        </w:rPr>
+        <w:t xml:space="preserve"> </w:t>
+      </w:r>
+      <w:r>
+        <w:rPr>
+          <w:bCs/>
+          <w:b/>
+        </w:rPr>
+        <w:t xml:space="preserve">introductions</w:t>
+      </w:r>
+      <w:r>
+        <w:t xml:space="preserve"> </w:t>
+      </w:r>
+      <w:r>
+        <w:t xml:space="preserve">(São Martinho, Speedbird — both via Leonardo Finziola).</w:t>
+      </w:r>
+      <w:r>
+        <w:t xml:space="preserve"> </w:t>
+      </w:r>
+      <w:r>
+        <w:t xml:space="preserve">Worth tracking these as their own category going forward — an advisor</w:t>
+      </w:r>
+      <w:r>
+        <w:t xml:space="preserve"> </w:t>
+      </w:r>
+      <w:r>
+        <w:t xml:space="preserve">who’s actively opening doors to named industry accounts, rather than</w:t>
+      </w:r>
+      <w:r>
+        <w:t xml:space="preserve"> </w:t>
+      </w:r>
+      <w:r>
+        <w:t xml:space="preserve">just lending a name to a slide, is a real and repeatable source of</w:t>
+      </w:r>
+      <w:r>
+        <w:t xml:space="preserve"> </w:t>
+      </w:r>
+      <w:r>
+        <w:t xml:space="preserve">pipeline, not a one-off. If Gilberto, Chaim, or Michelle make similar</w:t>
+      </w:r>
+      <w:r>
+        <w:t xml:space="preserve"> </w:t>
+      </w:r>
+      <w:r>
+        <w:t xml:space="preserve">introductions, add them here the same way.</w:t>
+      </w:r>
+    </w:p>
     <w:p>
       <w:r>
         <w:pict>
@@ -834,11 +1111,11 @@
           <w:iCs/>
           <w:i/>
         </w:rPr>
-        <w:t xml:space="preserve">AgrosTech — Sales Pipeline v2.0 | Confidencial | 2026 | Reconciled against the founder’s pitch deck (2026-09-24)</w:t>
+        <w:t xml:space="preserve">AgrosTech — Sales Pipeline v2.1 | Confidencial | 2026 | Reconciled against the founder’s pitch deck (2026-09-24); São Martinho/Speedbird added 2026-09-24</w:t>
       </w:r>
     </w:p>
-    <w:bookmarkEnd w:id="23"/>
     <w:bookmarkEnd w:id="24"/>
+    <w:bookmarkEnd w:id="25"/>
     <w:sectPr/>
   </w:body>
 </w:document>
